--- a/public/downloads/agency-in-learning-assessment-record.docx
+++ b/public/downloads/agency-in-learning-assessment-record.docx
@@ -4,7 +4,7 @@
   <w:body>
     <w:p>
       <w:pPr>
-        <w:spacing w:after="40" w:before="0"/>
+        <w:spacing w:after="40" w:before="0" w:line="300"/>
       </w:pPr>
       <w:r>
         <w:rPr>
@@ -19,7 +19,7 @@
     </w:p>
     <w:p>
       <w:pPr>
-        <w:spacing w:after="40" w:before="0"/>
+        <w:spacing w:after="40" w:before="0" w:line="300"/>
       </w:pPr>
       <w:r>
         <w:rPr>
@@ -34,7 +34,7 @@
     </w:p>
     <w:p>
       <w:pPr>
-        <w:spacing w:after="160" w:before="0"/>
+        <w:spacing w:after="160" w:before="0" w:line="300"/>
       </w:pPr>
       <w:r>
         <w:rPr>
@@ -47,7 +47,7 @@
     </w:p>
     <w:p>
       <w:pPr>
-        <w:spacing w:after="120" w:before="0"/>
+        <w:spacing w:after="120" w:before="0" w:line="300"/>
       </w:pPr>
       <w:r>
         <w:rPr>
@@ -59,7 +59,7 @@
     </w:p>
     <w:p>
       <w:pPr>
-        <w:spacing w:after="160" w:before="0"/>
+        <w:spacing w:after="160" w:before="0" w:line="300"/>
       </w:pPr>
       <w:r>
         <w:rPr>
@@ -72,7 +72,7 @@
     </w:p>
     <w:p>
       <w:pPr>
-        <w:spacing w:after="200" w:before="0"/>
+        <w:spacing w:after="200" w:before="0" w:line="300"/>
       </w:pPr>
       <w:r>
         <w:rPr>
@@ -85,15 +85,16 @@
     <w:p>
       <w:pPr>
         <w:pStyle w:val="Heading2"/>
-        <w:spacing w:after="80" w:before="200"/>
+        <w:keepNext/>
+        <w:spacing w:after="100" w:before="280"/>
       </w:pPr>
       <w:r>
         <w:rPr>
           <w:b/>
           <w:bCs/>
           <w:color w:val="7A3B69"/>
-          <w:sz w:val="25"/>
-          <w:szCs w:val="25"/>
+          <w:sz w:val="28"/>
+          <w:szCs w:val="28"/>
         </w:rPr>
         <w:t xml:space="preserve">Week 6 — supported (formative) judgement</w:t>
       </w:r>
@@ -612,7 +613,7 @@
     </w:tbl>
     <w:p>
       <w:pPr>
-        <w:spacing w:after="40" w:before="160"/>
+        <w:spacing w:after="40" w:before="160" w:line="300"/>
       </w:pPr>
       <w:r>
         <w:rPr>
@@ -627,16 +628,16 @@
       <w:tblPr>
         <w:tblW w:type="pct" w:w="100%"/>
         <w:tblBorders>
-          <w:top w:val="single" w:color="auto" w:sz="4"/>
-          <w:left w:val="single" w:color="auto" w:sz="4"/>
-          <w:bottom w:val="single" w:color="auto" w:sz="4"/>
-          <w:right w:val="single" w:color="auto" w:sz="4"/>
-          <w:insideH w:val="single" w:color="auto" w:sz="4"/>
-          <w:insideV w:val="single" w:color="auto" w:sz="4"/>
+          <w:top w:val="single" w:color="B9B3A6" w:sz="2"/>
+          <w:left w:val="single" w:color="B9B3A6" w:sz="2"/>
+          <w:bottom w:val="single" w:color="B9B3A6" w:sz="2"/>
+          <w:right w:val="single" w:color="B9B3A6" w:sz="2"/>
+          <w:insideH w:val="single" w:color="B9B3A6" w:sz="2"/>
+          <w:insideV w:val="single" w:color="B9B3A6" w:sz="2"/>
         </w:tblBorders>
       </w:tblPr>
       <w:tblGrid>
-        <w:gridCol w:w="10800"/>
+        <w:gridCol w:w="9070"/>
       </w:tblGrid>
       <w:tr>
         <w:trPr>
@@ -644,7 +645,13 @@
         </w:trPr>
         <w:tc>
           <w:tcPr>
-            <w:tcW w:type="dxa" w:w="10800"/>
+            <w:tcW w:type="dxa" w:w="9070"/>
+            <w:tcMar>
+              <w:top w:type="dxa" w:w="80"/>
+              <w:left w:type="dxa" w:w="140"/>
+              <w:bottom w:type="dxa" w:w="80"/>
+              <w:right w:type="dxa" w:w="140"/>
+            </w:tcMar>
           </w:tcPr>
           <w:p>
             <w:r>
@@ -656,12 +663,12 @@
     </w:tbl>
     <w:p>
       <w:pPr>
-        <w:spacing w:after="120" w:before="80"/>
+        <w:spacing w:after="140" w:before="80" w:line="300"/>
       </w:pPr>
       <w:r>
         <w:rPr>
-          <w:i/>
-          <w:iCs/>
+          <w:b/>
+          <w:bCs/>
           <w:color w:val="5A6473"/>
           <w:sz w:val="18"/>
           <w:szCs w:val="18"/>
@@ -677,15 +684,16 @@
     <w:p>
       <w:pPr>
         <w:pStyle w:val="Heading2"/>
-        <w:spacing w:after="80" w:before="200"/>
+        <w:keepNext/>
+        <w:spacing w:after="100" w:before="280"/>
       </w:pPr>
       <w:r>
         <w:rPr>
           <w:b/>
           <w:bCs/>
           <w:color w:val="7A3B69"/>
-          <w:sz w:val="25"/>
-          <w:szCs w:val="25"/>
+          <w:sz w:val="28"/>
+          <w:szCs w:val="28"/>
         </w:rPr>
         <w:t xml:space="preserve">Week 12 — final (summative) judgement</w:t>
       </w:r>
@@ -1204,7 +1212,7 @@
     </w:tbl>
     <w:p>
       <w:pPr>
-        <w:spacing w:after="40" w:before="160"/>
+        <w:spacing w:after="40" w:before="160" w:line="300"/>
       </w:pPr>
       <w:r>
         <w:rPr>
@@ -1219,16 +1227,16 @@
       <w:tblPr>
         <w:tblW w:type="pct" w:w="100%"/>
         <w:tblBorders>
-          <w:top w:val="single" w:color="auto" w:sz="4"/>
-          <w:left w:val="single" w:color="auto" w:sz="4"/>
-          <w:bottom w:val="single" w:color="auto" w:sz="4"/>
-          <w:right w:val="single" w:color="auto" w:sz="4"/>
-          <w:insideH w:val="single" w:color="auto" w:sz="4"/>
-          <w:insideV w:val="single" w:color="auto" w:sz="4"/>
+          <w:top w:val="single" w:color="B9B3A6" w:sz="2"/>
+          <w:left w:val="single" w:color="B9B3A6" w:sz="2"/>
+          <w:bottom w:val="single" w:color="B9B3A6" w:sz="2"/>
+          <w:right w:val="single" w:color="B9B3A6" w:sz="2"/>
+          <w:insideH w:val="single" w:color="B9B3A6" w:sz="2"/>
+          <w:insideV w:val="single" w:color="B9B3A6" w:sz="2"/>
         </w:tblBorders>
       </w:tblPr>
       <w:tblGrid>
-        <w:gridCol w:w="10800"/>
+        <w:gridCol w:w="9070"/>
       </w:tblGrid>
       <w:tr>
         <w:trPr>
@@ -1236,7 +1244,13 @@
         </w:trPr>
         <w:tc>
           <w:tcPr>
-            <w:tcW w:type="dxa" w:w="10800"/>
+            <w:tcW w:type="dxa" w:w="9070"/>
+            <w:tcMar>
+              <w:top w:type="dxa" w:w="80"/>
+              <w:left w:type="dxa" w:w="140"/>
+              <w:bottom w:type="dxa" w:w="80"/>
+              <w:right w:type="dxa" w:w="140"/>
+            </w:tcMar>
           </w:tcPr>
           <w:p>
             <w:r>
@@ -1248,12 +1262,12 @@
     </w:tbl>
     <w:p>
       <w:pPr>
-        <w:spacing w:after="120" w:before="80"/>
+        <w:spacing w:after="140" w:before="80" w:line="300"/>
       </w:pPr>
       <w:r>
         <w:rPr>
-          <w:i/>
-          <w:iCs/>
+          <w:b/>
+          <w:bCs/>
           <w:color w:val="5A6473"/>
           <w:sz w:val="18"/>
           <w:szCs w:val="18"/>
@@ -1263,7 +1277,7 @@
     </w:p>
     <w:p>
       <w:pPr>
-        <w:spacing w:after="120" w:before="200"/>
+        <w:spacing w:after="140" w:before="200" w:line="300"/>
       </w:pPr>
       <w:r>
         <w:rPr>
@@ -1275,8 +1289,8 @@
       </w:r>
     </w:p>
     <w:sectPr>
-      <w:pgSz w:w="12240" w:h="15840" w:orient="portrait"/>
-      <w:pgMar w:top="1440" w:right="1440" w:bottom="1440" w:left="1440" w:header="708" w:footer="708" w:gutter="0"/>
+      <w:pgSz w:w="11906" w:h="16838" w:orient="portrait"/>
+      <w:pgMar w:top="1134" w:right="1418" w:bottom="1021" w:left="1418" w:header="624" w:footer="510" w:gutter="0"/>
       <w:pgNumType/>
       <w:docGrid w:linePitch="360"/>
     </w:sectPr>
@@ -1527,7 +1541,11 @@
         <w:szCs w:val="22"/>
       </w:rPr>
     </w:rPrDefault>
-    <w:pPrDefault/>
+    <w:pPrDefault>
+      <w:pPr>
+        <w:spacing w:line="300"/>
+      </w:pPr>
+    </w:pPrDefault>
   </w:docDefaults>
   <w:style w:type="paragraph" w:styleId="Title">
     <w:name w:val="Title"/>

--- a/public/downloads/agency-in-learning-assessment-record.docx
+++ b/public/downloads/agency-in-learning-assessment-record.docx
@@ -628,12 +628,12 @@
       <w:tblPr>
         <w:tblW w:type="pct" w:w="100%"/>
         <w:tblBorders>
-          <w:top w:val="single" w:color="B9B3A6" w:sz="2"/>
-          <w:left w:val="single" w:color="B9B3A6" w:sz="2"/>
-          <w:bottom w:val="single" w:color="B9B3A6" w:sz="2"/>
-          <w:right w:val="single" w:color="B9B3A6" w:sz="2"/>
-          <w:insideH w:val="single" w:color="B9B3A6" w:sz="2"/>
-          <w:insideV w:val="single" w:color="B9B3A6" w:sz="2"/>
+          <w:top w:val="single" w:color="B9B3A6" w:sz="6"/>
+          <w:left w:val="single" w:color="B9B3A6" w:sz="6"/>
+          <w:bottom w:val="single" w:color="B9B3A6" w:sz="6"/>
+          <w:right w:val="single" w:color="B9B3A6" w:sz="6"/>
+          <w:insideH w:val="single" w:color="E2DED3" w:sz="1"/>
+          <w:insideV w:val="none"/>
         </w:tblBorders>
       </w:tblPr>
       <w:tblGrid>
@@ -641,22 +641,106 @@
       </w:tblGrid>
       <w:tr>
         <w:trPr>
-          <w:trHeight w:val="2200" w:hRule="atLeast"/>
+          <w:trHeight w:val="460" w:hRule="atLeast"/>
         </w:trPr>
         <w:tc>
           <w:tcPr>
             <w:tcW w:type="dxa" w:w="9070"/>
             <w:tcMar>
-              <w:top w:type="dxa" w:w="80"/>
+              <w:top w:type="dxa" w:w="40"/>
               <w:left w:type="dxa" w:w="140"/>
-              <w:bottom w:type="dxa" w:w="80"/>
+              <w:bottom w:type="dxa" w:w="40"/>
               <w:right w:type="dxa" w:w="140"/>
             </w:tcMar>
           </w:tcPr>
           <w:p>
-            <w:r>
-              <w:t xml:space="preserve"/>
-            </w:r>
+            <w:pPr>
+              <w:spacing w:after="0"/>
+            </w:pPr>
+          </w:p>
+        </w:tc>
+      </w:tr>
+      <w:tr>
+        <w:trPr>
+          <w:trHeight w:val="460" w:hRule="atLeast"/>
+        </w:trPr>
+        <w:tc>
+          <w:tcPr>
+            <w:tcW w:type="dxa" w:w="9070"/>
+            <w:tcMar>
+              <w:top w:type="dxa" w:w="40"/>
+              <w:left w:type="dxa" w:w="140"/>
+              <w:bottom w:type="dxa" w:w="40"/>
+              <w:right w:type="dxa" w:w="140"/>
+            </w:tcMar>
+          </w:tcPr>
+          <w:p>
+            <w:pPr>
+              <w:spacing w:after="0"/>
+            </w:pPr>
+          </w:p>
+        </w:tc>
+      </w:tr>
+      <w:tr>
+        <w:trPr>
+          <w:trHeight w:val="460" w:hRule="atLeast"/>
+        </w:trPr>
+        <w:tc>
+          <w:tcPr>
+            <w:tcW w:type="dxa" w:w="9070"/>
+            <w:tcMar>
+              <w:top w:type="dxa" w:w="40"/>
+              <w:left w:type="dxa" w:w="140"/>
+              <w:bottom w:type="dxa" w:w="40"/>
+              <w:right w:type="dxa" w:w="140"/>
+            </w:tcMar>
+          </w:tcPr>
+          <w:p>
+            <w:pPr>
+              <w:spacing w:after="0"/>
+            </w:pPr>
+          </w:p>
+        </w:tc>
+      </w:tr>
+      <w:tr>
+        <w:trPr>
+          <w:trHeight w:val="460" w:hRule="atLeast"/>
+        </w:trPr>
+        <w:tc>
+          <w:tcPr>
+            <w:tcW w:type="dxa" w:w="9070"/>
+            <w:tcMar>
+              <w:top w:type="dxa" w:w="40"/>
+              <w:left w:type="dxa" w:w="140"/>
+              <w:bottom w:type="dxa" w:w="40"/>
+              <w:right w:type="dxa" w:w="140"/>
+            </w:tcMar>
+          </w:tcPr>
+          <w:p>
+            <w:pPr>
+              <w:spacing w:after="0"/>
+            </w:pPr>
+          </w:p>
+        </w:tc>
+      </w:tr>
+      <w:tr>
+        <w:trPr>
+          <w:trHeight w:val="460" w:hRule="atLeast"/>
+        </w:trPr>
+        <w:tc>
+          <w:tcPr>
+            <w:tcW w:type="dxa" w:w="9070"/>
+            <w:tcMar>
+              <w:top w:type="dxa" w:w="40"/>
+              <w:left w:type="dxa" w:w="140"/>
+              <w:bottom w:type="dxa" w:w="40"/>
+              <w:right w:type="dxa" w:w="140"/>
+            </w:tcMar>
+          </w:tcPr>
+          <w:p>
+            <w:pPr>
+              <w:spacing w:after="0"/>
+            </w:pPr>
           </w:p>
         </w:tc>
       </w:tr>
@@ -1227,12 +1311,12 @@
       <w:tblPr>
         <w:tblW w:type="pct" w:w="100%"/>
         <w:tblBorders>
-          <w:top w:val="single" w:color="B9B3A6" w:sz="2"/>
-          <w:left w:val="single" w:color="B9B3A6" w:sz="2"/>
-          <w:bottom w:val="single" w:color="B9B3A6" w:sz="2"/>
-          <w:right w:val="single" w:color="B9B3A6" w:sz="2"/>
-          <w:insideH w:val="single" w:color="B9B3A6" w:sz="2"/>
-          <w:insideV w:val="single" w:color="B9B3A6" w:sz="2"/>
+          <w:top w:val="single" w:color="B9B3A6" w:sz="6"/>
+          <w:left w:val="single" w:color="B9B3A6" w:sz="6"/>
+          <w:bottom w:val="single" w:color="B9B3A6" w:sz="6"/>
+          <w:right w:val="single" w:color="B9B3A6" w:sz="6"/>
+          <w:insideH w:val="single" w:color="E2DED3" w:sz="1"/>
+          <w:insideV w:val="none"/>
         </w:tblBorders>
       </w:tblPr>
       <w:tblGrid>
@@ -1240,22 +1324,106 @@
       </w:tblGrid>
       <w:tr>
         <w:trPr>
-          <w:trHeight w:val="2200" w:hRule="atLeast"/>
+          <w:trHeight w:val="460" w:hRule="atLeast"/>
         </w:trPr>
         <w:tc>
           <w:tcPr>
             <w:tcW w:type="dxa" w:w="9070"/>
             <w:tcMar>
-              <w:top w:type="dxa" w:w="80"/>
+              <w:top w:type="dxa" w:w="40"/>
               <w:left w:type="dxa" w:w="140"/>
-              <w:bottom w:type="dxa" w:w="80"/>
+              <w:bottom w:type="dxa" w:w="40"/>
               <w:right w:type="dxa" w:w="140"/>
             </w:tcMar>
           </w:tcPr>
           <w:p>
-            <w:r>
-              <w:t xml:space="preserve"/>
-            </w:r>
+            <w:pPr>
+              <w:spacing w:after="0"/>
+            </w:pPr>
+          </w:p>
+        </w:tc>
+      </w:tr>
+      <w:tr>
+        <w:trPr>
+          <w:trHeight w:val="460" w:hRule="atLeast"/>
+        </w:trPr>
+        <w:tc>
+          <w:tcPr>
+            <w:tcW w:type="dxa" w:w="9070"/>
+            <w:tcMar>
+              <w:top w:type="dxa" w:w="40"/>
+              <w:left w:type="dxa" w:w="140"/>
+              <w:bottom w:type="dxa" w:w="40"/>
+              <w:right w:type="dxa" w:w="140"/>
+            </w:tcMar>
+          </w:tcPr>
+          <w:p>
+            <w:pPr>
+              <w:spacing w:after="0"/>
+            </w:pPr>
+          </w:p>
+        </w:tc>
+      </w:tr>
+      <w:tr>
+        <w:trPr>
+          <w:trHeight w:val="460" w:hRule="atLeast"/>
+        </w:trPr>
+        <w:tc>
+          <w:tcPr>
+            <w:tcW w:type="dxa" w:w="9070"/>
+            <w:tcMar>
+              <w:top w:type="dxa" w:w="40"/>
+              <w:left w:type="dxa" w:w="140"/>
+              <w:bottom w:type="dxa" w:w="40"/>
+              <w:right w:type="dxa" w:w="140"/>
+            </w:tcMar>
+          </w:tcPr>
+          <w:p>
+            <w:pPr>
+              <w:spacing w:after="0"/>
+            </w:pPr>
+          </w:p>
+        </w:tc>
+      </w:tr>
+      <w:tr>
+        <w:trPr>
+          <w:trHeight w:val="460" w:hRule="atLeast"/>
+        </w:trPr>
+        <w:tc>
+          <w:tcPr>
+            <w:tcW w:type="dxa" w:w="9070"/>
+            <w:tcMar>
+              <w:top w:type="dxa" w:w="40"/>
+              <w:left w:type="dxa" w:w="140"/>
+              <w:bottom w:type="dxa" w:w="40"/>
+              <w:right w:type="dxa" w:w="140"/>
+            </w:tcMar>
+          </w:tcPr>
+          <w:p>
+            <w:pPr>
+              <w:spacing w:after="0"/>
+            </w:pPr>
+          </w:p>
+        </w:tc>
+      </w:tr>
+      <w:tr>
+        <w:trPr>
+          <w:trHeight w:val="460" w:hRule="atLeast"/>
+        </w:trPr>
+        <w:tc>
+          <w:tcPr>
+            <w:tcW w:type="dxa" w:w="9070"/>
+            <w:tcMar>
+              <w:top w:type="dxa" w:w="40"/>
+              <w:left w:type="dxa" w:w="140"/>
+              <w:bottom w:type="dxa" w:w="40"/>
+              <w:right w:type="dxa" w:w="140"/>
+            </w:tcMar>
+          </w:tcPr>
+          <w:p>
+            <w:pPr>
+              <w:spacing w:after="0"/>
+            </w:pPr>
           </w:p>
         </w:tc>
       </w:tr>

--- a/public/downloads/agency-in-learning-assessment-record.docx
+++ b/public/downloads/agency-in-learning-assessment-record.docx
@@ -29,7 +29,7 @@
           <w:sz w:val="24"/>
           <w:szCs w:val="24"/>
         </w:rPr>
-        <w:t xml:space="preserve">Assessment record — Set and pursue goals (FSL2)</w:t>
+        <w:t xml:space="preserve">Assessment record, Set and pursue goals (FSL2)</w:t>
       </w:r>
     </w:p>
     <w:p>
@@ -42,7 +42,7 @@
           <w:sz w:val="20"/>
           <w:szCs w:val="20"/>
         </w:rPr>
-        <w:t xml:space="preserve">Learning Bridge+ (Cox's Bazar)  ·  Facilitator — make one copy per learner</w:t>
+        <w:t xml:space="preserve">Learning Bridge+ (Cox's Bazar)  ·  Facilitator, make one copy per learner</w:t>
       </w:r>
     </w:p>
     <w:p>
@@ -54,7 +54,7 @@
           <w:sz w:val="22"/>
           <w:szCs w:val="22"/>
         </w:rPr>
-        <w:t xml:space="preserve">Judge each learner by your professional judgement against Amala’s proficiency scale, from evidence gathered across the whole component — not from one artefact. Much of your strongest evidence is oral and visual, because many learners are not yet literate; that is expected, so record what you saw and heard. Tick the level and write one or two lines of evidence for why.</w:t>
+        <w:t xml:space="preserve">Judge each learner by your professional judgement against Amala’s proficiency scale, from evidence gathered across the whole component, not from one artefact. Much of your strongest evidence is oral and visual, because many learners are not yet literate; that is expected, so record what you saw and heard. Tick the level and write one or two lines of evidence for why.</w:t>
       </w:r>
     </w:p>
     <w:p>
@@ -67,7 +67,7 @@
           <w:sz w:val="20"/>
           <w:szCs w:val="20"/>
         </w:rPr>
-        <w:t xml:space="preserve">The scale is generic: one ladder, read against the goal FSL2 names — the learner can establish clear objectives for learning and growth and take deliberate steps to make progress towards them. Credit begins at Practitioner, which is also the readiness bar for the accredited secondary pathway. Expert needs two or more genuinely different scenarios, so it rarely comes from this component alone.</w:t>
+        <w:t xml:space="preserve">The scale is generic: one ladder, read against the goal FSL2 names, the learner can establish clear objectives for learning and growth and take deliberate steps to make progress towards them. Credit begins at Practitioner, which is also the readiness bar for the accredited secondary pathway. Expert needs two or more genuinely different scenarios, so it rarely comes from this component alone.</w:t>
       </w:r>
     </w:p>
     <w:p>
@@ -96,7 +96,7 @@
           <w:sz w:val="28"/>
           <w:szCs w:val="28"/>
         </w:rPr>
-        <w:t xml:space="preserve">Week 6 — supported (formative) judgement</w:t>
+        <w:t xml:space="preserve">Week 6, supported (formative) judgement</w:t>
       </w:r>
     </w:p>
     <w:tbl>
@@ -353,7 +353,7 @@
                 <w:sz w:val="17"/>
                 <w:szCs w:val="17"/>
               </w:rPr>
-              <w:t xml:space="preserve">Can say what goal they would set and what steps they would take towards it, and why — but has not acted on it.</w:t>
+              <w:t xml:space="preserve">Can say what goal they would set and what steps they would take towards it, and why, but has not acted on it.</w:t>
             </w:r>
           </w:p>
         </w:tc>
@@ -437,7 +437,7 @@
                 <w:sz w:val="17"/>
                 <w:szCs w:val="17"/>
               </w:rPr>
-              <w:t xml:space="preserve">Actually set a goal of their own and took deliberate steps towards it, with a clear rationale — even if the goal is not yet reached.</w:t>
+              <w:t xml:space="preserve">Actually set a goal of their own and took deliberate steps towards it, with a clear rationale. Even if the goal is not yet reached.</w:t>
             </w:r>
           </w:p>
         </w:tc>
@@ -779,7 +779,7 @@
           <w:sz w:val="28"/>
           <w:szCs w:val="28"/>
         </w:rPr>
-        <w:t xml:space="preserve">Week 12 — final (summative) judgement</w:t>
+        <w:t xml:space="preserve">Week 12, final (summative) judgement</w:t>
       </w:r>
     </w:p>
     <w:tbl>
@@ -1036,7 +1036,7 @@
                 <w:sz w:val="17"/>
                 <w:szCs w:val="17"/>
               </w:rPr>
-              <w:t xml:space="preserve">Can say what goal they would set and what steps they would take towards it, and why — but has not acted on it.</w:t>
+              <w:t xml:space="preserve">Can say what goal they would set and what steps they would take towards it, and why, but has not acted on it.</w:t>
             </w:r>
           </w:p>
         </w:tc>
@@ -1120,7 +1120,7 @@
                 <w:sz w:val="17"/>
                 <w:szCs w:val="17"/>
               </w:rPr>
-              <w:t xml:space="preserve">Actually set a goal of their own and took deliberate steps towards it, with a clear rationale — even if the goal is not yet reached.</w:t>
+              <w:t xml:space="preserve">Actually set a goal of their own and took deliberate steps towards it, with a clear rationale. Even if the goal is not yet reached.</w:t>
             </w:r>
           </w:p>
         </w:tc>

--- a/public/downloads/agency-in-learning-assessment-record.docx
+++ b/public/downloads/agency-in-learning-assessment-record.docx
@@ -29,7 +29,7 @@
           <w:sz w:val="24"/>
           <w:szCs w:val="24"/>
         </w:rPr>
-        <w:t xml:space="preserve">Assessment record, Set and pursue goals (FSL2)</w:t>
+        <w:t xml:space="preserve">Assessment record - Set and pursue goals (FSL2)</w:t>
       </w:r>
     </w:p>
     <w:p>
@@ -42,7 +42,7 @@
           <w:sz w:val="20"/>
           <w:szCs w:val="20"/>
         </w:rPr>
-        <w:t xml:space="preserve">Learning Bridge+ (Cox's Bazar)  ·  Facilitator, make one copy per learner</w:t>
+        <w:t xml:space="preserve">Learning Bridge+ (Cox's Bazar)  ·  Facilitator - make one copy per learner</w:t>
       </w:r>
     </w:p>
     <w:p>
@@ -54,7 +54,7 @@
           <w:sz w:val="22"/>
           <w:szCs w:val="22"/>
         </w:rPr>
-        <w:t xml:space="preserve">Judge each learner by your professional judgement against Amala’s proficiency scale, from evidence gathered across the whole component, not from one artefact. Much of your strongest evidence is oral and visual, because many learners are not yet literate; that is expected, so record what you saw and heard. Tick the level and write one or two lines of evidence for why.</w:t>
+        <w:t xml:space="preserve">Judge each learner by your professional judgement against Amala’s proficiency scale, from evidence gathered across the whole component - not from one artefact. Much of your strongest evidence is oral and visual, because many learners are not yet literate; that is expected, so record what you saw and heard. Tick the level and write one or two lines of evidence for why.</w:t>
       </w:r>
     </w:p>
     <w:p>
@@ -67,7 +67,7 @@
           <w:sz w:val="20"/>
           <w:szCs w:val="20"/>
         </w:rPr>
-        <w:t xml:space="preserve">The scale is generic: one ladder, read against the goal FSL2 names, the learner can establish clear objectives for learning and growth and take deliberate steps to make progress towards them. Credit begins at Practitioner, which is also the readiness bar for the accredited secondary pathway. Expert needs two or more genuinely different scenarios, so it rarely comes from this component alone.</w:t>
+        <w:t xml:space="preserve">The scale is generic: one ladder, read against the goal FSL2 names - the learner can establish clear objectives for learning and growth and take deliberate steps to make progress towards them. Credit begins at Practitioner, which is also the readiness bar for the accredited secondary pathway. Expert needs two or more genuinely different scenarios, so it rarely comes from this component alone.</w:t>
       </w:r>
     </w:p>
     <w:p>
@@ -96,7 +96,7 @@
           <w:sz w:val="28"/>
           <w:szCs w:val="28"/>
         </w:rPr>
-        <w:t xml:space="preserve">Week 6, supported (formative) judgement</w:t>
+        <w:t xml:space="preserve">Week 6 - supported (formative) judgement</w:t>
       </w:r>
     </w:p>
     <w:tbl>
@@ -353,7 +353,7 @@
                 <w:sz w:val="17"/>
                 <w:szCs w:val="17"/>
               </w:rPr>
-              <w:t xml:space="preserve">Can say what goal they would set and what steps they would take towards it, and why, but has not acted on it.</w:t>
+              <w:t xml:space="preserve">Can say what goal they would set and what steps they would take towards it, and why - but has not acted on it.</w:t>
             </w:r>
           </w:p>
         </w:tc>
@@ -437,7 +437,7 @@
                 <w:sz w:val="17"/>
                 <w:szCs w:val="17"/>
               </w:rPr>
-              <w:t xml:space="preserve">Actually set a goal of their own and took deliberate steps towards it, with a clear rationale. Even if the goal is not yet reached.</w:t>
+              <w:t xml:space="preserve">Actually set a goal of their own and took deliberate steps towards it, with a clear rationale - even if the goal is not yet reached.</w:t>
             </w:r>
           </w:p>
         </w:tc>
@@ -779,7 +779,7 @@
           <w:sz w:val="28"/>
           <w:szCs w:val="28"/>
         </w:rPr>
-        <w:t xml:space="preserve">Week 12, final (summative) judgement</w:t>
+        <w:t xml:space="preserve">Week 12 - final (summative) judgement</w:t>
       </w:r>
     </w:p>
     <w:tbl>
@@ -1036,7 +1036,7 @@
                 <w:sz w:val="17"/>
                 <w:szCs w:val="17"/>
               </w:rPr>
-              <w:t xml:space="preserve">Can say what goal they would set and what steps they would take towards it, and why, but has not acted on it.</w:t>
+              <w:t xml:space="preserve">Can say what goal they would set and what steps they would take towards it, and why - but has not acted on it.</w:t>
             </w:r>
           </w:p>
         </w:tc>
@@ -1120,7 +1120,7 @@
                 <w:sz w:val="17"/>
                 <w:szCs w:val="17"/>
               </w:rPr>
-              <w:t xml:space="preserve">Actually set a goal of their own and took deliberate steps towards it, with a clear rationale. Even if the goal is not yet reached.</w:t>
+              <w:t xml:space="preserve">Actually set a goal of their own and took deliberate steps towards it, with a clear rationale - even if the goal is not yet reached.</w:t>
             </w:r>
           </w:p>
         </w:tc>

--- a/public/downloads/agency-in-learning-assessment-record.docx
+++ b/public/downloads/agency-in-learning-assessment-record.docx
@@ -112,10 +112,10 @@
         </w:tblBorders>
       </w:tblPr>
       <w:tblGrid>
-        <w:gridCol w:w="300"/>
-        <w:gridCol w:w="2500"/>
-        <w:gridCol w:w="5200"/>
-        <w:gridCol w:w="2800"/>
+        <w:gridCol w:w="251"/>
+        <w:gridCol w:w="2099"/>
+        <w:gridCol w:w="4367"/>
+        <w:gridCol w:w="2351"/>
       </w:tblGrid>
       <w:tr>
         <w:trPr>
@@ -123,7 +123,7 @@
         </w:trPr>
         <w:tc>
           <w:tcPr>
-            <w:tcW w:type="dxa" w:w="300"/>
+            <w:tcW w:type="dxa" w:w="251"/>
           </w:tcPr>
           <w:p>
             <w:r>
@@ -140,7 +140,7 @@
         </w:tc>
         <w:tc>
           <w:tcPr>
-            <w:tcW w:type="dxa" w:w="2500"/>
+            <w:tcW w:type="dxa" w:w="2099"/>
           </w:tcPr>
           <w:p>
             <w:r>
@@ -157,7 +157,7 @@
         </w:tc>
         <w:tc>
           <w:tcPr>
-            <w:tcW w:type="dxa" w:w="5200"/>
+            <w:tcW w:type="dxa" w:w="4367"/>
           </w:tcPr>
           <w:p>
             <w:r>
@@ -174,7 +174,7 @@
         </w:tc>
         <w:tc>
           <w:tcPr>
-            <w:tcW w:type="dxa" w:w="2800"/>
+            <w:tcW w:type="dxa" w:w="2351"/>
           </w:tcPr>
           <w:p>
             <w:r>
@@ -197,7 +197,7 @@
         </w:trPr>
         <w:tc>
           <w:tcPr>
-            <w:tcW w:type="dxa" w:w="300"/>
+            <w:tcW w:type="dxa" w:w="251"/>
           </w:tcPr>
           <w:p>
             <w:r>
@@ -213,7 +213,7 @@
         </w:tc>
         <w:tc>
           <w:tcPr>
-            <w:tcW w:type="dxa" w:w="2500"/>
+            <w:tcW w:type="dxa" w:w="2099"/>
           </w:tcPr>
           <w:p>
             <w:r>
@@ -242,7 +242,7 @@
         </w:tc>
         <w:tc>
           <w:tcPr>
-            <w:tcW w:type="dxa" w:w="5200"/>
+            <w:tcW w:type="dxa" w:w="4367"/>
           </w:tcPr>
           <w:p>
             <w:r>
@@ -258,7 +258,7 @@
         </w:tc>
         <w:tc>
           <w:tcPr>
-            <w:tcW w:type="dxa" w:w="2800"/>
+            <w:tcW w:type="dxa" w:w="2351"/>
           </w:tcPr>
           <w:p>
             <w:r>
@@ -281,7 +281,7 @@
         </w:trPr>
         <w:tc>
           <w:tcPr>
-            <w:tcW w:type="dxa" w:w="300"/>
+            <w:tcW w:type="dxa" w:w="251"/>
           </w:tcPr>
           <w:p>
             <w:r>
@@ -297,7 +297,7 @@
         </w:tc>
         <w:tc>
           <w:tcPr>
-            <w:tcW w:type="dxa" w:w="2500"/>
+            <w:tcW w:type="dxa" w:w="2099"/>
           </w:tcPr>
           <w:p>
             <w:r>
@@ -326,7 +326,7 @@
         </w:tc>
         <w:tc>
           <w:tcPr>
-            <w:tcW w:type="dxa" w:w="5200"/>
+            <w:tcW w:type="dxa" w:w="4367"/>
           </w:tcPr>
           <w:p>
             <w:r>
@@ -342,7 +342,7 @@
         </w:tc>
         <w:tc>
           <w:tcPr>
-            <w:tcW w:type="dxa" w:w="2800"/>
+            <w:tcW w:type="dxa" w:w="2351"/>
           </w:tcPr>
           <w:p>
             <w:r>
@@ -365,7 +365,7 @@
         </w:trPr>
         <w:tc>
           <w:tcPr>
-            <w:tcW w:type="dxa" w:w="300"/>
+            <w:tcW w:type="dxa" w:w="251"/>
           </w:tcPr>
           <w:p>
             <w:r>
@@ -381,7 +381,7 @@
         </w:tc>
         <w:tc>
           <w:tcPr>
-            <w:tcW w:type="dxa" w:w="2500"/>
+            <w:tcW w:type="dxa" w:w="2099"/>
           </w:tcPr>
           <w:p>
             <w:r>
@@ -410,7 +410,7 @@
         </w:tc>
         <w:tc>
           <w:tcPr>
-            <w:tcW w:type="dxa" w:w="5200"/>
+            <w:tcW w:type="dxa" w:w="4367"/>
           </w:tcPr>
           <w:p>
             <w:r>
@@ -426,7 +426,7 @@
         </w:tc>
         <w:tc>
           <w:tcPr>
-            <w:tcW w:type="dxa" w:w="2800"/>
+            <w:tcW w:type="dxa" w:w="2351"/>
           </w:tcPr>
           <w:p>
             <w:r>
@@ -449,7 +449,7 @@
         </w:trPr>
         <w:tc>
           <w:tcPr>
-            <w:tcW w:type="dxa" w:w="300"/>
+            <w:tcW w:type="dxa" w:w="251"/>
           </w:tcPr>
           <w:p>
             <w:r>
@@ -465,7 +465,7 @@
         </w:tc>
         <w:tc>
           <w:tcPr>
-            <w:tcW w:type="dxa" w:w="2500"/>
+            <w:tcW w:type="dxa" w:w="2099"/>
           </w:tcPr>
           <w:p>
             <w:r>
@@ -494,7 +494,7 @@
         </w:tc>
         <w:tc>
           <w:tcPr>
-            <w:tcW w:type="dxa" w:w="5200"/>
+            <w:tcW w:type="dxa" w:w="4367"/>
           </w:tcPr>
           <w:p>
             <w:r>
@@ -510,7 +510,7 @@
         </w:tc>
         <w:tc>
           <w:tcPr>
-            <w:tcW w:type="dxa" w:w="2800"/>
+            <w:tcW w:type="dxa" w:w="2351"/>
           </w:tcPr>
           <w:p>
             <w:r>
@@ -533,7 +533,7 @@
         </w:trPr>
         <w:tc>
           <w:tcPr>
-            <w:tcW w:type="dxa" w:w="300"/>
+            <w:tcW w:type="dxa" w:w="251"/>
           </w:tcPr>
           <w:p>
             <w:r>
@@ -549,7 +549,7 @@
         </w:tc>
         <w:tc>
           <w:tcPr>
-            <w:tcW w:type="dxa" w:w="2500"/>
+            <w:tcW w:type="dxa" w:w="2099"/>
           </w:tcPr>
           <w:p>
             <w:r>
@@ -578,7 +578,7 @@
         </w:tc>
         <w:tc>
           <w:tcPr>
-            <w:tcW w:type="dxa" w:w="5200"/>
+            <w:tcW w:type="dxa" w:w="4367"/>
           </w:tcPr>
           <w:p>
             <w:r>
@@ -594,7 +594,7 @@
         </w:tc>
         <w:tc>
           <w:tcPr>
-            <w:tcW w:type="dxa" w:w="2800"/>
+            <w:tcW w:type="dxa" w:w="2351"/>
           </w:tcPr>
           <w:p>
             <w:r>
@@ -795,10 +795,10 @@
         </w:tblBorders>
       </w:tblPr>
       <w:tblGrid>
-        <w:gridCol w:w="300"/>
-        <w:gridCol w:w="2500"/>
-        <w:gridCol w:w="5200"/>
-        <w:gridCol w:w="2800"/>
+        <w:gridCol w:w="251"/>
+        <w:gridCol w:w="2099"/>
+        <w:gridCol w:w="4367"/>
+        <w:gridCol w:w="2351"/>
       </w:tblGrid>
       <w:tr>
         <w:trPr>
@@ -806,7 +806,7 @@
         </w:trPr>
         <w:tc>
           <w:tcPr>
-            <w:tcW w:type="dxa" w:w="300"/>
+            <w:tcW w:type="dxa" w:w="251"/>
           </w:tcPr>
           <w:p>
             <w:r>
@@ -823,7 +823,7 @@
         </w:tc>
         <w:tc>
           <w:tcPr>
-            <w:tcW w:type="dxa" w:w="2500"/>
+            <w:tcW w:type="dxa" w:w="2099"/>
           </w:tcPr>
           <w:p>
             <w:r>
@@ -840,7 +840,7 @@
         </w:tc>
         <w:tc>
           <w:tcPr>
-            <w:tcW w:type="dxa" w:w="5200"/>
+            <w:tcW w:type="dxa" w:w="4367"/>
           </w:tcPr>
           <w:p>
             <w:r>
@@ -857,7 +857,7 @@
         </w:tc>
         <w:tc>
           <w:tcPr>
-            <w:tcW w:type="dxa" w:w="2800"/>
+            <w:tcW w:type="dxa" w:w="2351"/>
           </w:tcPr>
           <w:p>
             <w:r>
@@ -880,7 +880,7 @@
         </w:trPr>
         <w:tc>
           <w:tcPr>
-            <w:tcW w:type="dxa" w:w="300"/>
+            <w:tcW w:type="dxa" w:w="251"/>
           </w:tcPr>
           <w:p>
             <w:r>
@@ -896,7 +896,7 @@
         </w:tc>
         <w:tc>
           <w:tcPr>
-            <w:tcW w:type="dxa" w:w="2500"/>
+            <w:tcW w:type="dxa" w:w="2099"/>
           </w:tcPr>
           <w:p>
             <w:r>
@@ -925,7 +925,7 @@
         </w:tc>
         <w:tc>
           <w:tcPr>
-            <w:tcW w:type="dxa" w:w="5200"/>
+            <w:tcW w:type="dxa" w:w="4367"/>
           </w:tcPr>
           <w:p>
             <w:r>
@@ -941,7 +941,7 @@
         </w:tc>
         <w:tc>
           <w:tcPr>
-            <w:tcW w:type="dxa" w:w="2800"/>
+            <w:tcW w:type="dxa" w:w="2351"/>
           </w:tcPr>
           <w:p>
             <w:r>
@@ -964,7 +964,7 @@
         </w:trPr>
         <w:tc>
           <w:tcPr>
-            <w:tcW w:type="dxa" w:w="300"/>
+            <w:tcW w:type="dxa" w:w="251"/>
           </w:tcPr>
           <w:p>
             <w:r>
@@ -980,7 +980,7 @@
         </w:tc>
         <w:tc>
           <w:tcPr>
-            <w:tcW w:type="dxa" w:w="2500"/>
+            <w:tcW w:type="dxa" w:w="2099"/>
           </w:tcPr>
           <w:p>
             <w:r>
@@ -1009,7 +1009,7 @@
         </w:tc>
         <w:tc>
           <w:tcPr>
-            <w:tcW w:type="dxa" w:w="5200"/>
+            <w:tcW w:type="dxa" w:w="4367"/>
           </w:tcPr>
           <w:p>
             <w:r>
@@ -1025,7 +1025,7 @@
         </w:tc>
         <w:tc>
           <w:tcPr>
-            <w:tcW w:type="dxa" w:w="2800"/>
+            <w:tcW w:type="dxa" w:w="2351"/>
           </w:tcPr>
           <w:p>
             <w:r>
@@ -1048,7 +1048,7 @@
         </w:trPr>
         <w:tc>
           <w:tcPr>
-            <w:tcW w:type="dxa" w:w="300"/>
+            <w:tcW w:type="dxa" w:w="251"/>
           </w:tcPr>
           <w:p>
             <w:r>
@@ -1064,7 +1064,7 @@
         </w:tc>
         <w:tc>
           <w:tcPr>
-            <w:tcW w:type="dxa" w:w="2500"/>
+            <w:tcW w:type="dxa" w:w="2099"/>
           </w:tcPr>
           <w:p>
             <w:r>
@@ -1093,7 +1093,7 @@
         </w:tc>
         <w:tc>
           <w:tcPr>
-            <w:tcW w:type="dxa" w:w="5200"/>
+            <w:tcW w:type="dxa" w:w="4367"/>
           </w:tcPr>
           <w:p>
             <w:r>
@@ -1109,7 +1109,7 @@
         </w:tc>
         <w:tc>
           <w:tcPr>
-            <w:tcW w:type="dxa" w:w="2800"/>
+            <w:tcW w:type="dxa" w:w="2351"/>
           </w:tcPr>
           <w:p>
             <w:r>
@@ -1132,7 +1132,7 @@
         </w:trPr>
         <w:tc>
           <w:tcPr>
-            <w:tcW w:type="dxa" w:w="300"/>
+            <w:tcW w:type="dxa" w:w="251"/>
           </w:tcPr>
           <w:p>
             <w:r>
@@ -1148,7 +1148,7 @@
         </w:tc>
         <w:tc>
           <w:tcPr>
-            <w:tcW w:type="dxa" w:w="2500"/>
+            <w:tcW w:type="dxa" w:w="2099"/>
           </w:tcPr>
           <w:p>
             <w:r>
@@ -1177,7 +1177,7 @@
         </w:tc>
         <w:tc>
           <w:tcPr>
-            <w:tcW w:type="dxa" w:w="5200"/>
+            <w:tcW w:type="dxa" w:w="4367"/>
           </w:tcPr>
           <w:p>
             <w:r>
@@ -1193,7 +1193,7 @@
         </w:tc>
         <w:tc>
           <w:tcPr>
-            <w:tcW w:type="dxa" w:w="2800"/>
+            <w:tcW w:type="dxa" w:w="2351"/>
           </w:tcPr>
           <w:p>
             <w:r>
@@ -1216,7 +1216,7 @@
         </w:trPr>
         <w:tc>
           <w:tcPr>
-            <w:tcW w:type="dxa" w:w="300"/>
+            <w:tcW w:type="dxa" w:w="251"/>
           </w:tcPr>
           <w:p>
             <w:r>
@@ -1232,7 +1232,7 @@
         </w:tc>
         <w:tc>
           <w:tcPr>
-            <w:tcW w:type="dxa" w:w="2500"/>
+            <w:tcW w:type="dxa" w:w="2099"/>
           </w:tcPr>
           <w:p>
             <w:r>
@@ -1261,7 +1261,7 @@
         </w:tc>
         <w:tc>
           <w:tcPr>
-            <w:tcW w:type="dxa" w:w="5200"/>
+            <w:tcW w:type="dxa" w:w="4367"/>
           </w:tcPr>
           <w:p>
             <w:r>
@@ -1277,7 +1277,7 @@
         </w:tc>
         <w:tc>
           <w:tcPr>
-            <w:tcW w:type="dxa" w:w="2800"/>
+            <w:tcW w:type="dxa" w:w="2351"/>
           </w:tcPr>
           <w:p>
             <w:r>
